--- a/p8/submission/world_development_package/02_title_page.docx
+++ b/p8/submission/world_development_package/02_title_page.docx
@@ -2,7 +2,7 @@
 <file path=word/document.xml><?xml version="1.0" encoding="utf-8"?>
 <w:document xmlns:w="http://schemas.openxmlformats.org/wordprocessingml/2006/main" xmlns:m="http://schemas.openxmlformats.org/officeDocument/2006/math" xmlns:r="http://schemas.openxmlformats.org/officeDocument/2006/relationships" xmlns:o="urn:schemas-microsoft-com:office:office" xmlns:v="urn:schemas-microsoft-com:vml" xmlns:w10="urn:schemas-microsoft-com:office:word" xmlns:a="http://schemas.openxmlformats.org/drawingml/2006/main" xmlns:pic="http://schemas.openxmlformats.org/drawingml/2006/picture" xmlns:wp="http://schemas.openxmlformats.org/drawingml/2006/wordprocessingDrawing">
   <w:body>
-    <w:bookmarkStart w:id="27" w:name="X851d47967a07835e31e54cc2552648e271a088b"/>
+    <w:bookmarkStart w:id="29" w:name="X851d47967a07835e31e54cc2552648e271a088b"/>
     <w:p>
       <w:pPr>
         <w:pStyle w:val="Heading1"/>
@@ -11,7 +11,7 @@
         <w:t xml:space="preserve">Forced Internationalization Penalty: Firm Performance in Pacific Small Island Developing States</w:t>
       </w:r>
     </w:p>
-    <w:bookmarkStart w:id="20" w:name="authors"/>
+    <w:bookmarkStart w:id="22" w:name="authors"/>
     <w:p>
       <w:pPr>
         <w:pStyle w:val="Heading2"/>
@@ -29,31 +29,58 @@
           <w:bCs/>
           <w:b/>
         </w:rPr>
-        <w:t xml:space="preserve">Đỗ Thùy Hương</w:t>
+        <w:t xml:space="preserve">Đỗ Thị Thúy Hương</w:t>
       </w:r>
       <w:r>
         <w:t xml:space="preserve"> </w:t>
       </w:r>
       <w:r>
-        <w:t xml:space="preserve">(corresponding author)</w:t>
+        <w:t xml:space="preserve">(Do Thi Thuy Huong)</w:t>
       </w:r>
       <w:r>
         <w:t xml:space="preserve"> </w:t>
       </w:r>
       <w:r>
-        <w:t xml:space="preserve">Viet Nam — Latvia University of Technology and Economics (VLUTE) / Can Tho University</w:t>
+        <w:rPr>
+          <w:iCs/>
+          <w:i/>
+        </w:rPr>
+        <w:t xml:space="preserve">First Author</w:t>
       </w:r>
       <w:r>
         <w:t xml:space="preserve"> </w:t>
       </w:r>
       <w:r>
-        <w:t xml:space="preserve">Email: [author email]</w:t>
+        <w:t xml:space="preserve">PhD Candidate, School of Economics, Can Tho University (CTU)</w:t>
       </w:r>
       <w:r>
         <w:t xml:space="preserve"> </w:t>
       </w:r>
       <w:r>
-        <w:t xml:space="preserve">ORCID: [ORCID]</w:t>
+        <w:t xml:space="preserve">Khu II, Đường 3/2, Ninh Kiều, Cần Thơ, Vietnam</w:t>
+      </w:r>
+      <w:r>
+        <w:t xml:space="preserve"> </w:t>
+      </w:r>
+      <w:r>
+        <w:t xml:space="preserve">Email:</w:t>
+      </w:r>
+      <w:r>
+        <w:t xml:space="preserve"> </w:t>
+      </w:r>
+      <w:hyperlink r:id="rId20">
+        <w:r>
+          <w:rPr>
+            <w:rStyle w:val="Hyperlink"/>
+          </w:rPr>
+          <w:t xml:space="preserve">huongp1323001@gstudent.ctu.edu.vn</w:t>
+        </w:r>
+      </w:hyperlink>
+      <w:r>
+        <w:t xml:space="preserve"> </w:t>
+      </w:r>
+      <w:r>
+        <w:t xml:space="preserve">ORCID: 0000-0002-7711-2487</w:t>
       </w:r>
     </w:p>
     <w:p>
@@ -65,31 +92,88 @@
           <w:bCs/>
           <w:b/>
         </w:rPr>
-        <w:t xml:space="preserve">Phan Anh Tú</w:t>
+        <w:t xml:space="preserve">PGS.TS. Phan Anh Tú</w:t>
       </w:r>
       <w:r>
         <w:t xml:space="preserve"> </w:t>
       </w:r>
       <w:r>
-        <w:t xml:space="preserve">Can Tho University, School of Economics</w:t>
+        <w:t xml:space="preserve">(Phan Anh Tu)</w:t>
       </w:r>
       <w:r>
         <w:t xml:space="preserve"> </w:t>
       </w:r>
       <w:r>
-        <w:t xml:space="preserve">Can Tho, Viet Nam</w:t>
+        <w:rPr>
+          <w:iCs/>
+          <w:i/>
+        </w:rPr>
+        <w:t xml:space="preserve">Corresponding Author</w:t>
       </w:r>
       <w:r>
         <w:t xml:space="preserve"> </w:t>
       </w:r>
       <w:r>
-        <w:t xml:space="preserve">Email: [author email]</w:t>
+        <w:t xml:space="preserve">Associate Professor, School of Economics, Can Tho University (CTU)</w:t>
       </w:r>
       <w:r>
         <w:t xml:space="preserve"> </w:t>
       </w:r>
       <w:r>
-        <w:t xml:space="preserve">ORCID: [ORCID]</w:t>
+        <w:t xml:space="preserve">Khu II, Đường 3/2, Ninh Kiều, Cần Thơ, Vietnam</w:t>
+      </w:r>
+      <w:r>
+        <w:t xml:space="preserve"> </w:t>
+      </w:r>
+      <w:r>
+        <w:t xml:space="preserve">Email:</w:t>
+      </w:r>
+      <w:r>
+        <w:t xml:space="preserve"> </w:t>
+      </w:r>
+      <w:hyperlink r:id="rId21">
+        <w:r>
+          <w:rPr>
+            <w:rStyle w:val="Hyperlink"/>
+          </w:rPr>
+          <w:t xml:space="preserve">patu@ctu.edu.vn</w:t>
+        </w:r>
+      </w:hyperlink>
+      <w:r>
+        <w:t xml:space="preserve"> </w:t>
+      </w:r>
+      <w:r>
+        <w:t xml:space="preserve">ORCID: 0000-0003-0667-3137</w:t>
+      </w:r>
+    </w:p>
+    <w:p>
+      <w:pPr>
+        <w:pStyle w:val="BlockText"/>
+      </w:pPr>
+      <w:r>
+        <w:rPr>
+          <w:bCs/>
+          <w:b/>
+        </w:rPr>
+        <w:t xml:space="preserve">Note:</w:t>
+      </w:r>
+      <w:r>
+        <w:t xml:space="preserve"> </w:t>
+      </w:r>
+      <w:r>
+        <w:t xml:space="preserve">If the first author wishes to record a second institutional</w:t>
+      </w:r>
+      <w:r>
+        <w:t xml:space="preserve"> </w:t>
+      </w:r>
+      <w:r>
+        <w:t xml:space="preserve">affiliation (e.g., VLUTE), add it to this title page and update the</w:t>
+      </w:r>
+      <w:r>
+        <w:t xml:space="preserve"> </w:t>
+      </w:r>
+      <w:r>
+        <w:t xml:space="preserve">corresponding-author designation before submission.</w:t>
       </w:r>
     </w:p>
     <w:p>
@@ -99,8 +183,8 @@
         </w:pict>
       </w:r>
     </w:p>
-    <w:bookmarkEnd w:id="20"/>
-    <w:bookmarkStart w:id="21" w:name="author-contributions-credit"/>
+    <w:bookmarkEnd w:id="22"/>
+    <w:bookmarkStart w:id="23" w:name="author-contributions-credit"/>
     <w:p>
       <w:pPr>
         <w:pStyle w:val="Heading2"/>
@@ -454,8 +538,8 @@
         </w:pict>
       </w:r>
     </w:p>
-    <w:bookmarkEnd w:id="21"/>
-    <w:bookmarkStart w:id="22" w:name="acknowledgements"/>
+    <w:bookmarkEnd w:id="23"/>
+    <w:bookmarkStart w:id="24" w:name="acknowledgements"/>
     <w:p>
       <w:pPr>
         <w:pStyle w:val="Heading2"/>
@@ -479,8 +563,8 @@
         </w:pict>
       </w:r>
     </w:p>
-    <w:bookmarkEnd w:id="22"/>
-    <w:bookmarkStart w:id="23" w:name="funding"/>
+    <w:bookmarkEnd w:id="24"/>
+    <w:bookmarkStart w:id="25" w:name="funding"/>
     <w:p>
       <w:pPr>
         <w:pStyle w:val="Heading2"/>
@@ -504,8 +588,8 @@
         </w:pict>
       </w:r>
     </w:p>
-    <w:bookmarkEnd w:id="23"/>
-    <w:bookmarkStart w:id="24" w:name="conflict-of-interest"/>
+    <w:bookmarkEnd w:id="25"/>
+    <w:bookmarkStart w:id="26" w:name="conflict-of-interest"/>
     <w:p>
       <w:pPr>
         <w:pStyle w:val="Heading2"/>
@@ -529,8 +613,8 @@
         </w:pict>
       </w:r>
     </w:p>
-    <w:bookmarkEnd w:id="24"/>
-    <w:bookmarkStart w:id="25" w:name="data-availability-statement"/>
+    <w:bookmarkEnd w:id="26"/>
+    <w:bookmarkStart w:id="27" w:name="data-availability-statement"/>
     <w:p>
       <w:pPr>
         <w:pStyle w:val="Heading2"/>
@@ -554,8 +638,8 @@
         </w:pict>
       </w:r>
     </w:p>
-    <w:bookmarkEnd w:id="25"/>
-    <w:bookmarkStart w:id="26" w:name="keywords"/>
+    <w:bookmarkEnd w:id="27"/>
+    <w:bookmarkStart w:id="28" w:name="keywords"/>
     <w:p>
       <w:pPr>
         <w:pStyle w:val="Heading2"/>
@@ -572,8 +656,8 @@
         <w:t xml:space="preserve">forced internationalization; small island developing states; internationalization–performance relationship; institutional voids; Pacific economies; labor productivity; Forced Internationalization Penalty (FIP)</w:t>
       </w:r>
     </w:p>
-    <w:bookmarkEnd w:id="26"/>
-    <w:bookmarkEnd w:id="27"/>
+    <w:bookmarkEnd w:id="28"/>
+    <w:bookmarkEnd w:id="29"/>
     <w:sectPr>
       <w:pgSz w:h="16838" w:w="11906"/>
       <w:pgMar w:bottom="1417" w:left="1417" w:right="1417" w:top="1417"/>

--- a/p8/submission/world_development_package/02_title_page.docx
+++ b/p8/submission/world_development_package/02_title_page.docx
@@ -2,7 +2,7 @@
 <file path=word/document.xml><?xml version="1.0" encoding="utf-8"?>
 <w:document xmlns:w="http://schemas.openxmlformats.org/wordprocessingml/2006/main" xmlns:m="http://schemas.openxmlformats.org/officeDocument/2006/math" xmlns:r="http://schemas.openxmlformats.org/officeDocument/2006/relationships" xmlns:o="urn:schemas-microsoft-com:office:office" xmlns:v="urn:schemas-microsoft-com:vml" xmlns:w10="urn:schemas-microsoft-com:office:word" xmlns:a="http://schemas.openxmlformats.org/drawingml/2006/main" xmlns:pic="http://schemas.openxmlformats.org/drawingml/2006/picture" xmlns:wp="http://schemas.openxmlformats.org/drawingml/2006/wordprocessingDrawing">
   <w:body>
-    <w:bookmarkStart w:id="29" w:name="X851d47967a07835e31e54cc2552648e271a088b"/>
+    <w:bookmarkStart w:id="30" w:name="X851d47967a07835e31e54cc2552648e271a088b"/>
     <w:p>
       <w:pPr>
         <w:pStyle w:val="Heading1"/>
@@ -578,7 +578,7 @@
         <w:pStyle w:val="FirstParagraph"/>
       </w:pPr>
       <w:r>
-        <w:t xml:space="preserve">[Confirm funding source with authors — e.g., Vietnam Ministry of Education and Training research grant, or Can Tho University research fund]</w:t>
+        <w:t xml:space="preserve">[Confirm funding source with authors. If no funding was received, replace this paragraph with: "This research received no specific grant from any funding agency in the public, commercial, or not-for-profit sectors."]</w:t>
       </w:r>
     </w:p>
     <w:p>
@@ -614,13 +614,13 @@
       </w:r>
     </w:p>
     <w:bookmarkEnd w:id="26"/>
-    <w:bookmarkStart w:id="27" w:name="data-availability-statement"/>
+    <w:bookmarkStart w:id="27" w:name="X799c23334c5944d058eaf15944a1408ff96b683"/>
     <w:p>
       <w:pPr>
         <w:pStyle w:val="Heading2"/>
       </w:pPr>
       <w:r>
-        <w:t xml:space="preserve">Data Availability Statement</w:t>
+        <w:t xml:space="preserve">Use of Generative AI in the Writing Process</w:t>
       </w:r>
     </w:p>
     <w:p>
@@ -628,7 +628,7 @@
         <w:pStyle w:val="FirstParagraph"/>
       </w:pPr>
       <w:r>
-        <w:t xml:space="preserve">The World Bank Enterprise Survey microdata are publicly available at [enterprisesurveys.worldbank.org]. The harmonised pooled dataset and R replication scripts used in this study are available from the corresponding author upon reasonable request.</w:t>
+        <w:t xml:space="preserve">In accordance with Elsevier's policy on the use of generative AI and AI-assisted technologies in scientific writing, the authors disclose that generative AI tools were used during manuscript preparation to assist with language editing, structure suggestions, and the assembly of the replication package documentation. All conceptual framing, hypothesis development, empirical analysis, results interpretation, and final wording were authored by the human authors, who take full responsibility for the content of the publication. No AI-generated content has been incorporated into the manuscript text without human review and revision.</w:t>
       </w:r>
     </w:p>
     <w:p>
@@ -639,12 +639,37 @@
       </w:r>
     </w:p>
     <w:bookmarkEnd w:id="27"/>
-    <w:bookmarkStart w:id="28" w:name="keywords"/>
+    <w:bookmarkStart w:id="28" w:name="data-availability-statement"/>
     <w:p>
       <w:pPr>
         <w:pStyle w:val="Heading2"/>
       </w:pPr>
       <w:r>
+        <w:t xml:space="preserve">Data Availability Statement</w:t>
+      </w:r>
+    </w:p>
+    <w:p>
+      <w:pPr>
+        <w:pStyle w:val="FirstParagraph"/>
+      </w:pPr>
+      <w:r>
+        <w:t xml:space="preserve">The World Bank Enterprise Survey microdata are publicly available at [enterprisesurveys.worldbank.org]. The harmonised pooled dataset and R replication scripts used in this study are available from the corresponding author upon reasonable request.</w:t>
+      </w:r>
+    </w:p>
+    <w:p>
+      <w:r>
+        <w:pict>
+          <v:rect style="width:0;height:1.5pt" o:hralign="center" o:hrstd="t" o:hr="t"/>
+        </w:pict>
+      </w:r>
+    </w:p>
+    <w:bookmarkEnd w:id="28"/>
+    <w:bookmarkStart w:id="29" w:name="keywords"/>
+    <w:p>
+      <w:pPr>
+        <w:pStyle w:val="Heading2"/>
+      </w:pPr>
+      <w:r>
         <w:t xml:space="preserve">Keywords</w:t>
       </w:r>
     </w:p>
@@ -656,8 +681,8 @@
         <w:t xml:space="preserve">forced internationalization; small island developing states; internationalization–performance relationship; institutional voids; Pacific economies; labor productivity; Forced Internationalization Penalty (FIP)</w:t>
       </w:r>
     </w:p>
-    <w:bookmarkEnd w:id="28"/>
     <w:bookmarkEnd w:id="29"/>
+    <w:bookmarkEnd w:id="30"/>
     <w:sectPr>
       <w:pgSz w:h="16838" w:w="11906"/>
       <w:pgMar w:bottom="1417" w:left="1417" w:right="1417" w:top="1417"/>

--- a/p8/submission/world_development_package/02_title_page.docx
+++ b/p8/submission/world_development_package/02_title_page.docx
@@ -29,13 +29,13 @@
           <w:bCs/>
           <w:b/>
         </w:rPr>
-        <w:t xml:space="preserve">Đỗ Thị Thúy Hương</w:t>
+        <w:t xml:space="preserve">Đỗ Thùy Hương</w:t>
       </w:r>
       <w:r>
         <w:t xml:space="preserve"> </w:t>
       </w:r>
       <w:r>
-        <w:t xml:space="preserve">(Do Thi Thuy Huong)</w:t>
+        <w:t xml:space="preserve">(Do Thuy Huong)</w:t>
       </w:r>
       <w:r>
         <w:t xml:space="preserve"> </w:t>

--- a/p8/submission/world_development_package/02_title_page.docx
+++ b/p8/submission/world_development_package/02_title_page.docx
@@ -73,7 +73,7 @@
           <w:rPr>
             <w:rStyle w:val="Hyperlink"/>
           </w:rPr>
-          <w:t xml:space="preserve">huongp1323001@gstudent.ctu.edu.vn</w:t>
+          <w:t xml:space="preserve">thuyhuongctu@gmail.com</w:t>
         </w:r>
       </w:hyperlink>
       <w:r>
@@ -144,36 +144,6 @@
       </w:r>
       <w:r>
         <w:t xml:space="preserve">ORCID: 0000-0003-0667-3137</w:t>
-      </w:r>
-    </w:p>
-    <w:p>
-      <w:pPr>
-        <w:pStyle w:val="BlockText"/>
-      </w:pPr>
-      <w:r>
-        <w:rPr>
-          <w:bCs/>
-          <w:b/>
-        </w:rPr>
-        <w:t xml:space="preserve">Note:</w:t>
-      </w:r>
-      <w:r>
-        <w:t xml:space="preserve"> </w:t>
-      </w:r>
-      <w:r>
-        <w:t xml:space="preserve">If the first author wishes to record a second institutional</w:t>
-      </w:r>
-      <w:r>
-        <w:t xml:space="preserve"> </w:t>
-      </w:r>
-      <w:r>
-        <w:t xml:space="preserve">affiliation (e.g., VLUTE), add it to this title page and update the</w:t>
-      </w:r>
-      <w:r>
-        <w:t xml:space="preserve"> </w:t>
-      </w:r>
-      <w:r>
-        <w:t xml:space="preserve">corresponding-author designation before submission.</w:t>
       </w:r>
     </w:p>
     <w:p>

--- a/p8/submission/world_development_package/02_title_page.docx
+++ b/p8/submission/world_development_package/02_title_page.docx
@@ -41,7 +41,7 @@
         <w:t xml:space="preserve"> </w:t>
       </w:r>
       <w:r>
-        <w:t xml:space="preserve">Viet Nam — Latvia University of Technology and Economics (VLUTE) / Can Tho University</w:t>
+        <w:t xml:space="preserve">Vietnam–Latvia University of Technology and Economics (VLUTE) / Can Tho University</w:t>
       </w:r>
       <w:r>
         <w:t xml:space="preserve"> </w:t>
@@ -315,7 +315,7 @@
               <w:jc w:val="left"/>
             </w:pPr>
             <w:r>
-              <w:t xml:space="preserve">Writing — original draft</w:t>
+              <w:t xml:space="preserve">Writing – original draft</w:t>
             </w:r>
           </w:p>
         </w:tc>
@@ -349,7 +349,7 @@
               <w:jc w:val="left"/>
             </w:pPr>
             <w:r>
-              <w:t xml:space="preserve">Writing — review &amp; editing</w:t>
+              <w:t xml:space="preserve">Writing – review &amp; editing</w:t>
             </w:r>
           </w:p>
         </w:tc>
@@ -469,7 +469,7 @@
         <w:pStyle w:val="FirstParagraph"/>
       </w:pPr>
       <w:r>
-        <w:t xml:space="preserve">The authors gratefully acknowledge the World Bank Enterprise Survey team for providing publicly available firm-level data. This research uses WBES waves 2009–2025 for nine Pacific Small Island Developing States economies.</w:t>
+        <w:t xml:space="preserve">The authors gratefully acknowledge the World Bank Enterprise Survey team for providing publicly available firm-level data. This research uses WBES waves 2009–2025 for seven Pacific Small Island Developing States economies.</w:t>
       </w:r>
     </w:p>
     <w:p>
@@ -494,7 +494,7 @@
         <w:pStyle w:val="FirstParagraph"/>
       </w:pPr>
       <w:r>
-        <w:t xml:space="preserve">[Confirm funding source with authors — e.g., Vietnam Ministry of Education and Training research grant, or Can Tho University research fund]</w:t>
+        <w:t xml:space="preserve">[Confirm funding source with authors – e.g., Vietnam Ministry of Education and Training research grant, or Can Tho University research fund]</w:t>
       </w:r>
     </w:p>
     <w:p>
@@ -574,10 +574,7 @@
     </w:p>
     <w:bookmarkEnd w:id="26"/>
     <w:bookmarkEnd w:id="27"/>
-    <w:sectPr>
-      <w:pgSz w:h="16838" w:w="11906"/>
-      <w:pgMar w:bottom="1417" w:left="1417" w:right="1417" w:top="1417"/>
-    </w:sectPr>
+    <w:sectPr/>
   </w:body>
 </w:document>
 </file>
@@ -710,59 +707,29 @@
   <w:style w:default="1" w:styleId="Normal" w:type="paragraph">
     <w:name w:val="Normal"/>
     <w:qFormat/>
-    <w:pPr>
-      <w:spacing w:line="276" w:lineRule="auto"/>
-      <w:jc w:val="both"/>
-    </w:pPr>
-    <w:rPr>
-      <w:rFonts w:ascii="Times New Roman" w:eastAsia="Times New Roman" w:hAnsi="Times New Roman"/>
-      <w:color w:val="000000"/>
-      <w:sz w:val="24"/>
-    </w:rPr>
   </w:style>
   <w:style w:styleId="BodyText" w:type="paragraph">
     <w:name w:val="Body Text"/>
     <w:basedOn w:val="Normal"/>
     <w:link w:val="BodyTextChar"/>
     <w:pPr>
-      <w:spacing w:after="180" w:before="180" w:line="276" w:lineRule="auto"/>
-      <w:jc w:val="both"/>
-    </w:pPr>
-    <w:qFormat/>
-    <w:rPr>
-      <w:rFonts w:ascii="Times New Roman" w:eastAsia="Times New Roman" w:hAnsi="Times New Roman"/>
-      <w:color w:val="000000"/>
-      <w:sz w:val="24"/>
-    </w:rPr>
+      <w:spacing w:after="180" w:before="180"/>
+    </w:pPr>
+    <w:qFormat/>
   </w:style>
   <w:style w:customStyle="1" w:styleId="FirstParagraph" w:type="paragraph">
     <w:name w:val="First Paragraph"/>
     <w:basedOn w:val="BodyText"/>
     <w:next w:val="BodyText"/>
     <w:qFormat/>
-    <w:pPr>
-      <w:spacing w:line="276" w:lineRule="auto"/>
-      <w:jc w:val="both"/>
-    </w:pPr>
-    <w:rPr>
-      <w:rFonts w:ascii="Times New Roman" w:eastAsia="Times New Roman" w:hAnsi="Times New Roman"/>
-      <w:color w:val="000000"/>
-      <w:sz w:val="24"/>
-    </w:rPr>
   </w:style>
   <w:style w:customStyle="1" w:styleId="Compact" w:type="paragraph">
     <w:name w:val="Compact"/>
     <w:basedOn w:val="BodyText"/>
     <w:qFormat/>
     <w:pPr>
-      <w:spacing w:after="36" w:before="36" w:line="276" w:lineRule="auto"/>
-      <w:jc w:val="both"/>
-    </w:pPr>
-    <w:rPr>
-      <w:rFonts w:ascii="Times New Roman" w:eastAsia="Times New Roman" w:hAnsi="Times New Roman"/>
-      <w:color w:val="000000"/>
-      <w:sz w:val="24"/>
-    </w:rPr>
+      <w:spacing w:after="36" w:before="36"/>
+    </w:pPr>
   </w:style>
   <w:style w:styleId="Title" w:type="paragraph">
     <w:name w:val="Title"/>
@@ -772,15 +739,15 @@
     <w:pPr>
       <w:keepNext/>
       <w:keepLines/>
-      <w:spacing w:after="240" w:before="480" w:line="276" w:lineRule="auto"/>
-      <w:jc w:val="both"/>
-    </w:pPr>
-    <w:rPr>
-      <w:rFonts w:ascii="Times New Roman" w:asciiTheme="majorHAnsi" w:cstheme="majorBidi" w:eastAsia="Times New Roman" w:eastAsiaTheme="majorEastAsia" w:hAnsi="Times New Roman" w:hAnsiTheme="majorHAnsi"/>
+      <w:spacing w:after="240" w:before="480"/>
+      <w:jc w:val="center"/>
+    </w:pPr>
+    <w:rPr>
+      <w:rFonts w:asciiTheme="majorHAnsi" w:cstheme="majorBidi" w:eastAsiaTheme="majorEastAsia" w:hAnsiTheme="majorHAnsi"/>
       <w:b/>
       <w:bCs/>
-      <w:color w:val="000000"/>
-      <w:sz w:val="24"/>
+      <w:color w:themeColor="accent1" w:themeShade="B5" w:val="345A8A"/>
+      <w:sz w:val="36"/>
       <w:szCs w:val="36"/>
     </w:rPr>
   </w:style>
@@ -792,13 +759,11 @@
     <w:pPr>
       <w:keepNext/>
       <w:keepLines/>
-      <w:spacing w:after="240" w:before="240" w:line="276" w:lineRule="auto"/>
-      <w:jc w:val="both"/>
-    </w:pPr>
-    <w:rPr>
-      <w:rFonts w:ascii="Times New Roman" w:eastAsia="Times New Roman" w:hAnsi="Times New Roman"/>
-      <w:color w:val="000000"/>
-      <w:sz w:val="24"/>
+      <w:spacing w:after="240" w:before="240"/>
+      <w:jc w:val="center"/>
+    </w:pPr>
+    <w:rPr>
+      <w:sz w:val="30"/>
       <w:szCs w:val="30"/>
     </w:rPr>
   </w:style>
@@ -809,14 +774,8 @@
     <w:pPr>
       <w:keepNext/>
       <w:keepLines/>
-      <w:spacing w:line="276" w:lineRule="auto"/>
-      <w:jc w:val="both"/>
-    </w:pPr>
-    <w:rPr>
-      <w:rFonts w:ascii="Times New Roman" w:eastAsia="Times New Roman" w:hAnsi="Times New Roman"/>
-      <w:color w:val="000000"/>
-      <w:sz w:val="24"/>
-    </w:rPr>
+      <w:jc w:val="center"/>
+    </w:pPr>
   </w:style>
   <w:style w:styleId="Date" w:type="paragraph">
     <w:name w:val="Date"/>
@@ -825,14 +784,8 @@
     <w:pPr>
       <w:keepNext/>
       <w:keepLines/>
-      <w:spacing w:line="276" w:lineRule="auto"/>
-      <w:jc w:val="both"/>
-    </w:pPr>
-    <w:rPr>
-      <w:rFonts w:ascii="Times New Roman" w:eastAsia="Times New Roman" w:hAnsi="Times New Roman"/>
-      <w:color w:val="000000"/>
-      <w:sz w:val="24"/>
-    </w:rPr>
+      <w:jc w:val="center"/>
+    </w:pPr>
   </w:style>
   <w:style w:customStyle="1" w:styleId="AbstractTitle" w:type="paragraph">
     <w:name w:val="Abstract Title"/>
@@ -842,15 +795,15 @@
     <w:pPr>
       <w:keepNext/>
       <w:keepLines/>
-      <w:jc w:val="both"/>
-      <w:spacing w:after="0" w:before="300" w:line="276" w:lineRule="auto"/>
-    </w:pPr>
-    <w:rPr>
-      <w:color w:val="000000"/>
-      <w:sz w:val="24"/>
+      <w:jc w:val="center"/>
+      <w:spacing w:after="0" w:before="300"/>
+    </w:pPr>
+    <w:rPr>
+      <w:sz w:val="20"/>
       <w:szCs w:val="20"/>
-      <w:rFonts w:ascii="Times New Roman" w:eastAsia="Times New Roman" w:hAnsi="Times New Roman"/>
       <w:b/>
+      <w:color w:val="345A8A"/>
+      &gt;
     </w:rPr>
   </w:style>
   <w:style w:customStyle="1" w:styleId="Abstract" w:type="paragraph">
@@ -861,13 +814,10 @@
     <w:pPr>
       <w:keepNext/>
       <w:keepLines/>
-      <w:spacing w:after="300" w:before="100" w:line="276" w:lineRule="auto"/>
-      <w:jc w:val="both"/>
-    </w:pPr>
-    <w:rPr>
-      <w:rFonts w:ascii="Times New Roman" w:eastAsia="Times New Roman" w:hAnsi="Times New Roman"/>
-      <w:color w:val="000000"/>
-      <w:sz w:val="24"/>
+      <w:spacing w:after="300" w:before="100"/>
+    </w:pPr>
+    <w:rPr>
+      <w:sz w:val="20"/>
       <w:szCs w:val="20"/>
     </w:rPr>
   </w:style>
@@ -876,15 +826,8 @@
     <w:basedOn w:val="Normal"/>
     <w:next w:val="Bibliography"/>
     <w:qFormat/>
-    <w:pPr>
-      <w:spacing w:line="276" w:lineRule="auto"/>
-      <w:jc w:val="both"/>
-    </w:pPr>
-    <w:rPr>
-      <w:rFonts w:ascii="Times New Roman" w:eastAsia="Times New Roman" w:hAnsi="Times New Roman"/>
-      <w:color w:val="000000"/>
-      <w:sz w:val="24"/>
-    </w:rPr>
+    <w:pPr/>
+    <w:rPr/>
   </w:style>
   <w:style w:styleId="Heading1" w:type="paragraph">
     <w:name w:val="Heading 1"/>
@@ -895,16 +838,15 @@
     <w:pPr>
       <w:keepNext/>
       <w:keepLines/>
-      <w:spacing w:after="0" w:before="480" w:line="276" w:lineRule="auto"/>
-      <w:jc w:val="both"/>
+      <w:spacing w:after="0" w:before="480"/>
       <w:outlineLvl w:val="0"/>
     </w:pPr>
     <w:rPr>
-      <w:rFonts w:ascii="Times New Roman" w:asciiTheme="majorHAnsi" w:cstheme="majorBidi" w:eastAsia="Times New Roman" w:eastAsiaTheme="majorEastAsia" w:hAnsi="Times New Roman" w:hAnsiTheme="majorHAnsi"/>
+      <w:rFonts w:asciiTheme="majorHAnsi" w:cstheme="majorBidi" w:eastAsiaTheme="majorEastAsia" w:hAnsiTheme="majorHAnsi"/>
       <w:b/>
       <w:bCs/>
-      <w:color w:val="000000"/>
-      <w:sz w:val="24"/>
+      <w:color w:themeColor="accent1" w:val="4F81BD"/>
+      <w:sz w:val="32"/>
       <w:szCs w:val="32"/>
     </w:rPr>
   </w:style>
@@ -918,16 +860,15 @@
     <w:pPr>
       <w:keepNext/>
       <w:keepLines/>
-      <w:spacing w:after="0" w:before="200" w:line="276" w:lineRule="auto"/>
-      <w:jc w:val="both"/>
+      <w:spacing w:after="0" w:before="200"/>
       <w:outlineLvl w:val="1"/>
     </w:pPr>
     <w:rPr>
-      <w:rFonts w:ascii="Times New Roman" w:asciiTheme="majorHAnsi" w:cstheme="majorBidi" w:eastAsia="Times New Roman" w:eastAsiaTheme="majorEastAsia" w:hAnsi="Times New Roman" w:hAnsiTheme="majorHAnsi"/>
+      <w:rFonts w:asciiTheme="majorHAnsi" w:cstheme="majorBidi" w:eastAsiaTheme="majorEastAsia" w:hAnsiTheme="majorHAnsi"/>
       <w:b/>
       <w:bCs/>
-      <w:color w:val="000000"/>
-      <w:sz w:val="24"/>
+      <w:color w:themeColor="accent1" w:val="4F81BD"/>
+      <w:sz w:val="28"/>
       <w:szCs w:val="28"/>
     </w:rPr>
   </w:style>
@@ -941,15 +882,14 @@
     <w:pPr>
       <w:keepNext/>
       <w:keepLines/>
-      <w:spacing w:after="0" w:before="200" w:line="276" w:lineRule="auto"/>
-      <w:jc w:val="both"/>
+      <w:spacing w:after="0" w:before="200"/>
       <w:outlineLvl w:val="2"/>
     </w:pPr>
     <w:rPr>
-      <w:rFonts w:ascii="Times New Roman" w:asciiTheme="majorHAnsi" w:cstheme="majorBidi" w:eastAsia="Times New Roman" w:eastAsiaTheme="majorEastAsia" w:hAnsi="Times New Roman" w:hAnsiTheme="majorHAnsi"/>
+      <w:rFonts w:asciiTheme="majorHAnsi" w:cstheme="majorBidi" w:eastAsiaTheme="majorEastAsia" w:hAnsiTheme="majorHAnsi"/>
       <w:b/>
       <w:bCs/>
-      <w:color w:val="000000"/>
+      <w:color w:themeColor="accent1" w:val="4F81BD"/>
       <w:sz w:val="24"/>
       <w:szCs w:val="24"/>
     </w:rPr>
@@ -964,15 +904,14 @@
     <w:pPr>
       <w:keepNext/>
       <w:keepLines/>
-      <w:spacing w:after="0" w:before="200" w:line="276" w:lineRule="auto"/>
-      <w:jc w:val="both"/>
+      <w:spacing w:after="0" w:before="200"/>
       <w:outlineLvl w:val="3"/>
     </w:pPr>
     <w:rPr>
-      <w:rFonts w:ascii="Times New Roman" w:asciiTheme="majorHAnsi" w:cstheme="majorBidi" w:eastAsia="Times New Roman" w:eastAsiaTheme="majorEastAsia" w:hAnsi="Times New Roman" w:hAnsiTheme="majorHAnsi"/>
+      <w:rFonts w:asciiTheme="majorHAnsi" w:cstheme="majorBidi" w:eastAsiaTheme="majorEastAsia" w:hAnsiTheme="majorHAnsi"/>
       <w:i/>
       <w:bCs/>
-      <w:color w:val="000000"/>
+      <w:color w:themeColor="accent1" w:val="4F81BD"/>
       <w:sz w:val="24"/>
       <w:szCs w:val="24"/>
     </w:rPr>
@@ -987,14 +926,13 @@
     <w:pPr>
       <w:keepNext/>
       <w:keepLines/>
-      <w:spacing w:after="0" w:before="200" w:line="276" w:lineRule="auto"/>
-      <w:jc w:val="both"/>
+      <w:spacing w:after="0" w:before="200"/>
       <w:outlineLvl w:val="4"/>
     </w:pPr>
     <w:rPr>
-      <w:rFonts w:ascii="Times New Roman" w:asciiTheme="majorHAnsi" w:cstheme="majorBidi" w:eastAsia="Times New Roman" w:eastAsiaTheme="majorEastAsia" w:hAnsi="Times New Roman" w:hAnsiTheme="majorHAnsi"/>
+      <w:rFonts w:asciiTheme="majorHAnsi" w:cstheme="majorBidi" w:eastAsiaTheme="majorEastAsia" w:hAnsiTheme="majorHAnsi"/>
       <w:iCs/>
-      <w:color w:val="000000"/>
+      <w:color w:themeColor="accent1" w:val="4F81BD"/>
       <w:sz w:val="24"/>
       <w:szCs w:val="24"/>
     </w:rPr>
@@ -1009,13 +947,12 @@
     <w:pPr>
       <w:keepNext/>
       <w:keepLines/>
-      <w:spacing w:after="0" w:before="200" w:line="276" w:lineRule="auto"/>
-      <w:jc w:val="both"/>
+      <w:spacing w:after="0" w:before="200"/>
       <w:outlineLvl w:val="5"/>
     </w:pPr>
     <w:rPr>
-      <w:rFonts w:ascii="Times New Roman" w:asciiTheme="majorHAnsi" w:cstheme="majorBidi" w:eastAsia="Times New Roman" w:eastAsiaTheme="majorEastAsia" w:hAnsi="Times New Roman" w:hAnsiTheme="majorHAnsi"/>
-      <w:color w:val="000000"/>
+      <w:rFonts w:asciiTheme="majorHAnsi" w:cstheme="majorBidi" w:eastAsiaTheme="majorEastAsia" w:hAnsiTheme="majorHAnsi"/>
+      <w:color w:themeColor="accent1" w:val="4F81BD"/>
       <w:sz w:val="24"/>
       <w:szCs w:val="24"/>
     </w:rPr>
@@ -1030,13 +967,12 @@
     <w:pPr>
       <w:keepNext/>
       <w:keepLines/>
-      <w:spacing w:after="0" w:before="200" w:line="276" w:lineRule="auto"/>
-      <w:jc w:val="both"/>
+      <w:spacing w:after="0" w:before="200"/>
       <w:outlineLvl w:val="6"/>
     </w:pPr>
     <w:rPr>
-      <w:rFonts w:ascii="Times New Roman" w:asciiTheme="majorHAnsi" w:cstheme="majorBidi" w:eastAsia="Times New Roman" w:eastAsiaTheme="majorEastAsia" w:hAnsi="Times New Roman" w:hAnsiTheme="majorHAnsi"/>
-      <w:color w:val="000000"/>
+      <w:rFonts w:asciiTheme="majorHAnsi" w:cstheme="majorBidi" w:eastAsiaTheme="majorEastAsia" w:hAnsiTheme="majorHAnsi"/>
+      <w:color w:themeColor="accent1" w:val="4F81BD"/>
       <w:sz w:val="24"/>
       <w:szCs w:val="24"/>
     </w:rPr>
@@ -1051,13 +987,12 @@
     <w:pPr>
       <w:keepNext/>
       <w:keepLines/>
-      <w:spacing w:after="0" w:before="200" w:line="276" w:lineRule="auto"/>
-      <w:jc w:val="both"/>
+      <w:spacing w:after="0" w:before="200"/>
       <w:outlineLvl w:val="7"/>
     </w:pPr>
     <w:rPr>
-      <w:rFonts w:ascii="Times New Roman" w:asciiTheme="majorHAnsi" w:cstheme="majorBidi" w:eastAsia="Times New Roman" w:eastAsiaTheme="majorEastAsia" w:hAnsi="Times New Roman" w:hAnsiTheme="majorHAnsi"/>
-      <w:color w:val="000000"/>
+      <w:rFonts w:asciiTheme="majorHAnsi" w:cstheme="majorBidi" w:eastAsiaTheme="majorEastAsia" w:hAnsiTheme="majorHAnsi"/>
+      <w:color w:themeColor="accent1" w:val="4F81BD"/>
       <w:sz w:val="24"/>
       <w:szCs w:val="24"/>
     </w:rPr>
@@ -1072,13 +1007,12 @@
     <w:pPr>
       <w:keepNext/>
       <w:keepLines/>
-      <w:spacing w:after="0" w:before="200" w:line="276" w:lineRule="auto"/>
-      <w:jc w:val="both"/>
+      <w:spacing w:after="0" w:before="200"/>
       <w:outlineLvl w:val="8"/>
     </w:pPr>
     <w:rPr>
-      <w:rFonts w:ascii="Times New Roman" w:asciiTheme="majorHAnsi" w:cstheme="majorBidi" w:eastAsia="Times New Roman" w:eastAsiaTheme="majorEastAsia" w:hAnsi="Times New Roman" w:hAnsiTheme="majorHAnsi"/>
-      <w:color w:val="000000"/>
+      <w:rFonts w:asciiTheme="majorHAnsi" w:cstheme="majorBidi" w:eastAsiaTheme="majorEastAsia" w:hAnsiTheme="majorHAnsi"/>
+      <w:color w:themeColor="accent1" w:val="4F81BD"/>
       <w:sz w:val="24"/>
       <w:szCs w:val="24"/>
     </w:rPr>
@@ -1091,15 +1025,9 @@
     <w:unhideWhenUsed/>
     <w:qFormat/>
     <w:pPr>
-      <w:spacing w:after="100" w:before="100" w:line="276" w:lineRule="auto"/>
+      <w:spacing w:after="100" w:before="100"/>
       <w:ind w:firstLine="0" w:left="480" w:right="480"/>
-      <w:jc w:val="both"/>
-    </w:pPr>
-    <w:rPr>
-      <w:rFonts w:ascii="Times New Roman" w:eastAsia="Times New Roman" w:hAnsi="Times New Roman"/>
-      <w:color w:val="000000"/>
-      <w:sz w:val="24"/>
-    </w:rPr>
+    </w:pPr>
   </w:style>
   <w:style w:styleId="FootnoteText" w:type="paragraph">
     <w:name w:val="Footnote Text"/>
@@ -1108,25 +1036,11 @@
     <w:uiPriority w:val="9"/>
     <w:unhideWhenUsed/>
     <w:qFormat/>
-    <w:pPr>
-      <w:spacing w:line="276" w:lineRule="auto"/>
-      <w:jc w:val="both"/>
-    </w:pPr>
-    <w:rPr>
-      <w:rFonts w:ascii="Times New Roman" w:eastAsia="Times New Roman" w:hAnsi="Times New Roman"/>
-      <w:color w:val="000000"/>
-      <w:sz w:val="24"/>
-    </w:rPr>
   </w:style>
   <w:style w:default="1" w:styleId="DefaultParagraphFont" w:type="character">
     <w:name w:val="Default Paragraph Font"/>
     <w:semiHidden/>
     <w:unhideWhenUsed/>
-    <w:rPr>
-      <w:rFonts w:ascii="Times New Roman" w:eastAsia="Times New Roman" w:hAnsi="Times New Roman"/>
-      <w:color w:val="000000"/>
-      <w:sz w:val="24"/>
-    </w:rPr>
   </w:style>
   <w:style w:default="1" w:styleId="Table" w:type="table">
     <w:name w:val="Table"/>
@@ -1134,15 +1048,6 @@
     <w:semiHidden/>
     <w:unhideWhenUsed/>
     <w:qFormat/>
-    <w:pPr>
-      <w:spacing w:line="276" w:lineRule="auto"/>
-      <w:jc w:val="both"/>
-    </w:pPr>
-    <w:rPr>
-      <w:rFonts w:ascii="Times New Roman" w:eastAsia="Times New Roman" w:hAnsi="Times New Roman"/>
-      <w:color w:val="000000"/>
-      <w:sz w:val="24"/>
-    </w:rPr>
     <w:tblPr>
       <w:tblInd w:type="dxa" w:w="0"/>
       <w:tblCellMar>
@@ -1175,42 +1080,25 @@
     <w:pPr>
       <w:keepNext/>
       <w:keepLines/>
-      <w:spacing w:after="0" w:line="276" w:lineRule="auto"/>
-      <w:jc w:val="both"/>
-    </w:pPr>
-    <w:rPr>
-      <w:rFonts w:ascii="Times New Roman" w:eastAsia="Times New Roman" w:hAnsi="Times New Roman"/>
+      <w:spacing w:after="0"/>
+    </w:pPr>
+    <w:rPr>
       <w:b/>
-      <w:color w:val="000000"/>
-      <w:sz w:val="24"/>
     </w:rPr>
   </w:style>
   <w:style w:customStyle="1" w:styleId="Definition" w:type="paragraph">
     <w:name w:val="Definition"/>
     <w:basedOn w:val="Normal"/>
-    <w:pPr>
-      <w:spacing w:line="276" w:lineRule="auto"/>
-      <w:jc w:val="both"/>
-    </w:pPr>
-    <w:rPr>
-      <w:rFonts w:ascii="Times New Roman" w:eastAsia="Times New Roman" w:hAnsi="Times New Roman"/>
-      <w:color w:val="000000"/>
-      <w:sz w:val="24"/>
-    </w:rPr>
   </w:style>
   <w:style w:styleId="Caption" w:type="paragraph">
     <w:name w:val="Caption"/>
     <w:basedOn w:val="Normal"/>
     <w:link w:val="BodyTextChar"/>
     <w:pPr>
-      <w:spacing w:after="120" w:before="0" w:line="276" w:lineRule="auto"/>
-      <w:jc w:val="both"/>
-    </w:pPr>
-    <w:rPr>
-      <w:rFonts w:ascii="Times New Roman" w:eastAsia="Times New Roman" w:hAnsi="Times New Roman"/>
+      <w:spacing w:after="120" w:before="0"/>
+    </w:pPr>
+    <w:rPr>
       <w:i/>
-      <w:color w:val="000000"/>
-      <w:sz w:val="24"/>
     </w:rPr>
   </w:style>
   <w:style w:customStyle="1" w:styleId="TableCaption" w:type="paragraph">
@@ -1218,90 +1106,44 @@
     <w:basedOn w:val="Caption"/>
     <w:pPr>
       <w:keepNext/>
-      <w:spacing w:line="276" w:lineRule="auto"/>
-      <w:jc w:val="both"/>
-    </w:pPr>
-    <w:rPr>
-      <w:rFonts w:ascii="Times New Roman" w:eastAsia="Times New Roman" w:hAnsi="Times New Roman"/>
-      <w:color w:val="000000"/>
-      <w:sz w:val="24"/>
-    </w:rPr>
+    </w:pPr>
   </w:style>
   <w:style w:customStyle="1" w:styleId="ImageCaption" w:type="paragraph">
     <w:name w:val="Image Caption"/>
     <w:basedOn w:val="Caption"/>
-    <w:pPr>
-      <w:spacing w:line="276" w:lineRule="auto"/>
-      <w:jc w:val="both"/>
-    </w:pPr>
-    <w:rPr>
-      <w:rFonts w:ascii="Times New Roman" w:eastAsia="Times New Roman" w:hAnsi="Times New Roman"/>
-      <w:color w:val="000000"/>
-      <w:sz w:val="24"/>
-    </w:rPr>
   </w:style>
   <w:style w:customStyle="1" w:styleId="Figure" w:type="paragraph">
     <w:name w:val="Figure"/>
     <w:basedOn w:val="Normal"/>
-    <w:pPr>
-      <w:spacing w:line="276" w:lineRule="auto"/>
-      <w:jc w:val="both"/>
-    </w:pPr>
-    <w:rPr>
-      <w:rFonts w:ascii="Times New Roman" w:eastAsia="Times New Roman" w:hAnsi="Times New Roman"/>
-      <w:color w:val="000000"/>
-      <w:sz w:val="24"/>
-    </w:rPr>
   </w:style>
   <w:style w:customStyle="1" w:styleId="CaptionedFigure" w:type="paragraph">
     <w:name w:val="Captioned Figure"/>
     <w:basedOn w:val="Figure"/>
     <w:pPr>
       <w:keepNext/>
-      <w:spacing w:line="276" w:lineRule="auto"/>
-      <w:jc w:val="both"/>
-    </w:pPr>
-    <w:rPr>
-      <w:rFonts w:ascii="Times New Roman" w:eastAsia="Times New Roman" w:hAnsi="Times New Roman"/>
-      <w:color w:val="000000"/>
-      <w:sz w:val="24"/>
-    </w:rPr>
+    </w:pPr>
   </w:style>
   <w:style w:customStyle="1" w:styleId="BodyTextChar" w:type="character">
     <w:name w:val="Body Text Char"/>
     <w:basedOn w:val="DefaultParagraphFont"/>
     <w:link w:val="BodyText"/>
-    <w:rPr>
-      <w:rFonts w:ascii="Times New Roman" w:eastAsia="Times New Roman" w:hAnsi="Times New Roman"/>
-      <w:color w:val="000000"/>
-      <w:sz w:val="24"/>
-    </w:rPr>
   </w:style>
   <w:style w:customStyle="1" w:styleId="VerbatimChar" w:type="character">
     <w:name w:val="Verbatim Char"/>
     <w:basedOn w:val="BodyTextChar"/>
     <w:rPr>
-      <w:rFonts w:ascii="Times New Roman" w:eastAsia="Times New Roman" w:hAnsi="Times New Roman"/>
-      <w:color w:val="000000"/>
-      <w:sz w:val="24"/>
+      <w:rFonts w:ascii="Consolas" w:hAnsi="Consolas"/>
+      <w:sz w:val="22"/>
     </w:rPr>
   </w:style>
   <w:style w:customStyle="1" w:styleId="SectionNumber" w:type="character">
     <w:name w:val="Section Number"/>
     <w:basedOn w:val="BodyTextChar"/>
-    <w:rPr>
-      <w:rFonts w:ascii="Times New Roman" w:eastAsia="Times New Roman" w:hAnsi="Times New Roman"/>
-      <w:color w:val="000000"/>
-      <w:sz w:val="24"/>
-    </w:rPr>
   </w:style>
   <w:style w:styleId="FootnoteReference" w:type="character">
     <w:name w:val="Footnote Reference"/>
     <w:basedOn w:val="BodyTextChar"/>
     <w:rPr>
-      <w:rFonts w:ascii="Times New Roman" w:eastAsia="Times New Roman" w:hAnsi="Times New Roman"/>
-      <w:color w:val="000000"/>
-      <w:sz w:val="24"/>
       <w:vertAlign w:val="superscript"/>
     </w:rPr>
   </w:style>
@@ -1309,9 +1151,7 @@
     <w:name w:val="Hyperlink"/>
     <w:basedOn w:val="BodyTextChar"/>
     <w:rPr>
-      <w:rFonts w:ascii="Times New Roman" w:eastAsia="Times New Roman" w:hAnsi="Times New Roman"/>
-      <w:color w:val="000000"/>
-      <w:sz w:val="24"/>
+      <w:color w:themeColor="accent1" w:val="4F81BD"/>
     </w:rPr>
   </w:style>
   <w:style w:styleId="TOCHeading" w:type="paragraph">
@@ -1322,16 +1162,14 @@
     <w:unhideWhenUsed/>
     <w:qFormat/>
     <w:pPr>
-      <w:spacing w:before="240" w:line="276" w:lineRule="auto"/>
-      <w:jc w:val="both"/>
+      <w:spacing w:before="240" w:line="259" w:lineRule="auto"/>
       <w:outlineLvl w:val="9"/>
     </w:pPr>
     <w:rPr>
-      <w:rFonts w:ascii="Times New Roman" w:asciiTheme="majorHAnsi" w:cstheme="majorBidi" w:eastAsia="Times New Roman" w:eastAsiaTheme="majorEastAsia" w:hAnsi="Times New Roman" w:hAnsiTheme="majorHAnsi"/>
+      <w:rFonts w:asciiTheme="majorHAnsi" w:cstheme="majorBidi" w:eastAsiaTheme="majorEastAsia" w:hAnsiTheme="majorHAnsi"/>
       <w:b w:val="0"/>
       <w:bCs w:val="0"/>
-      <w:color w:val="000000"/>
-      <w:sz w:val="24"/>
+      <w:color w:themeColor="accent1" w:themeShade="BF" w:val="365F91"/>
     </w:rPr>
   </w:style>
   <w:style w:type="paragraph" w:customStyle="1" w:styleId="SourceCode">

--- a/p8/submission/world_development_package/02_title_page.docx
+++ b/p8/submission/world_development_package/02_title_page.docx
@@ -572,9 +572,30 @@
         <w:t xml:space="preserve">forced internationalization; small island developing states; internationalization–performance relationship; institutional voids; Pacific economies; labor productivity; Forced Internationalization Penalty (FIP)</w:t>
       </w:r>
     </w:p>
+    <w:p>
+      <w:pPr>
+        <w:pStyle w:val="BodyText"/>
+      </w:pPr>
+      <w:r>
+        <w:rPr>
+          <w:bCs/>
+          <w:b/>
+        </w:rPr>
+        <w:t xml:space="preserve">AI-use disclosure.</w:t>
+      </w:r>
+      <w:r>
+        <w:t xml:space="preserve"> </w:t>
+      </w:r>
+      <w:r>
+        <w:t xml:space="preserve">Generative-AI tools were used to assist with prose drafting, code refactoring, and language editing. All research design, variable construction, model specification, estimation, interpretation, and scientific conclusions are the authors' own work and responsibility; no result was accepted on an AI's assertion, and all reported quantitative results are reproducible from the accompanying scripts.</w:t>
+      </w:r>
+    </w:p>
     <w:bookmarkEnd w:id="26"/>
     <w:bookmarkEnd w:id="27"/>
-    <w:sectPr/>
+    <w:sectPr>
+      <w:pgSz w:h="16838" w:w="11906"/>
+      <w:pgMar w:bottom="1417" w:left="1417" w:right="1417" w:top="1417"/>
+    </w:sectPr>
   </w:body>
 </w:document>
 </file>
@@ -707,29 +728,59 @@
   <w:style w:default="1" w:styleId="Normal" w:type="paragraph">
     <w:name w:val="Normal"/>
     <w:qFormat/>
+    <w:pPr>
+      <w:spacing w:line="276" w:lineRule="auto"/>
+      <w:jc w:val="both"/>
+    </w:pPr>
+    <w:rPr>
+      <w:rFonts w:ascii="Times New Roman" w:eastAsia="Times New Roman" w:hAnsi="Times New Roman"/>
+      <w:color w:val="000000"/>
+      <w:sz w:val="24"/>
+    </w:rPr>
   </w:style>
   <w:style w:styleId="BodyText" w:type="paragraph">
     <w:name w:val="Body Text"/>
     <w:basedOn w:val="Normal"/>
     <w:link w:val="BodyTextChar"/>
     <w:pPr>
-      <w:spacing w:after="180" w:before="180"/>
-    </w:pPr>
-    <w:qFormat/>
+      <w:spacing w:after="180" w:before="180" w:line="276" w:lineRule="auto"/>
+      <w:jc w:val="both"/>
+    </w:pPr>
+    <w:qFormat/>
+    <w:rPr>
+      <w:rFonts w:ascii="Times New Roman" w:eastAsia="Times New Roman" w:hAnsi="Times New Roman"/>
+      <w:color w:val="000000"/>
+      <w:sz w:val="24"/>
+    </w:rPr>
   </w:style>
   <w:style w:customStyle="1" w:styleId="FirstParagraph" w:type="paragraph">
     <w:name w:val="First Paragraph"/>
     <w:basedOn w:val="BodyText"/>
     <w:next w:val="BodyText"/>
     <w:qFormat/>
+    <w:pPr>
+      <w:spacing w:line="276" w:lineRule="auto"/>
+      <w:jc w:val="both"/>
+    </w:pPr>
+    <w:rPr>
+      <w:rFonts w:ascii="Times New Roman" w:eastAsia="Times New Roman" w:hAnsi="Times New Roman"/>
+      <w:color w:val="000000"/>
+      <w:sz w:val="24"/>
+    </w:rPr>
   </w:style>
   <w:style w:customStyle="1" w:styleId="Compact" w:type="paragraph">
     <w:name w:val="Compact"/>
     <w:basedOn w:val="BodyText"/>
     <w:qFormat/>
     <w:pPr>
-      <w:spacing w:after="36" w:before="36"/>
-    </w:pPr>
+      <w:spacing w:after="36" w:before="36" w:line="276" w:lineRule="auto"/>
+      <w:jc w:val="both"/>
+    </w:pPr>
+    <w:rPr>
+      <w:rFonts w:ascii="Times New Roman" w:eastAsia="Times New Roman" w:hAnsi="Times New Roman"/>
+      <w:color w:val="000000"/>
+      <w:sz w:val="24"/>
+    </w:rPr>
   </w:style>
   <w:style w:styleId="Title" w:type="paragraph">
     <w:name w:val="Title"/>
@@ -739,15 +790,15 @@
     <w:pPr>
       <w:keepNext/>
       <w:keepLines/>
-      <w:spacing w:after="240" w:before="480"/>
-      <w:jc w:val="center"/>
-    </w:pPr>
-    <w:rPr>
-      <w:rFonts w:asciiTheme="majorHAnsi" w:cstheme="majorBidi" w:eastAsiaTheme="majorEastAsia" w:hAnsiTheme="majorHAnsi"/>
+      <w:spacing w:after="240" w:before="480" w:line="276" w:lineRule="auto"/>
+      <w:jc w:val="both"/>
+    </w:pPr>
+    <w:rPr>
+      <w:rFonts w:ascii="Times New Roman" w:asciiTheme="majorHAnsi" w:cstheme="majorBidi" w:eastAsia="Times New Roman" w:eastAsiaTheme="majorEastAsia" w:hAnsi="Times New Roman" w:hAnsiTheme="majorHAnsi"/>
       <w:b/>
       <w:bCs/>
-      <w:color w:themeColor="accent1" w:themeShade="B5" w:val="345A8A"/>
-      <w:sz w:val="36"/>
+      <w:color w:val="000000"/>
+      <w:sz w:val="24"/>
       <w:szCs w:val="36"/>
     </w:rPr>
   </w:style>
@@ -759,11 +810,13 @@
     <w:pPr>
       <w:keepNext/>
       <w:keepLines/>
-      <w:spacing w:after="240" w:before="240"/>
-      <w:jc w:val="center"/>
-    </w:pPr>
-    <w:rPr>
-      <w:sz w:val="30"/>
+      <w:spacing w:after="240" w:before="240" w:line="276" w:lineRule="auto"/>
+      <w:jc w:val="both"/>
+    </w:pPr>
+    <w:rPr>
+      <w:rFonts w:ascii="Times New Roman" w:eastAsia="Times New Roman" w:hAnsi="Times New Roman"/>
+      <w:color w:val="000000"/>
+      <w:sz w:val="24"/>
       <w:szCs w:val="30"/>
     </w:rPr>
   </w:style>
@@ -774,8 +827,14 @@
     <w:pPr>
       <w:keepNext/>
       <w:keepLines/>
-      <w:jc w:val="center"/>
-    </w:pPr>
+      <w:spacing w:line="276" w:lineRule="auto"/>
+      <w:jc w:val="both"/>
+    </w:pPr>
+    <w:rPr>
+      <w:rFonts w:ascii="Times New Roman" w:eastAsia="Times New Roman" w:hAnsi="Times New Roman"/>
+      <w:color w:val="000000"/>
+      <w:sz w:val="24"/>
+    </w:rPr>
   </w:style>
   <w:style w:styleId="Date" w:type="paragraph">
     <w:name w:val="Date"/>
@@ -784,8 +843,14 @@
     <w:pPr>
       <w:keepNext/>
       <w:keepLines/>
-      <w:jc w:val="center"/>
-    </w:pPr>
+      <w:spacing w:line="276" w:lineRule="auto"/>
+      <w:jc w:val="both"/>
+    </w:pPr>
+    <w:rPr>
+      <w:rFonts w:ascii="Times New Roman" w:eastAsia="Times New Roman" w:hAnsi="Times New Roman"/>
+      <w:color w:val="000000"/>
+      <w:sz w:val="24"/>
+    </w:rPr>
   </w:style>
   <w:style w:customStyle="1" w:styleId="AbstractTitle" w:type="paragraph">
     <w:name w:val="Abstract Title"/>
@@ -795,15 +860,15 @@
     <w:pPr>
       <w:keepNext/>
       <w:keepLines/>
-      <w:jc w:val="center"/>
-      <w:spacing w:after="0" w:before="300"/>
-    </w:pPr>
-    <w:rPr>
-      <w:sz w:val="20"/>
+      <w:jc w:val="both"/>
+      <w:spacing w:after="0" w:before="300" w:line="276" w:lineRule="auto"/>
+    </w:pPr>
+    <w:rPr>
+      <w:color w:val="000000"/>
+      <w:sz w:val="24"/>
       <w:szCs w:val="20"/>
+      <w:rFonts w:ascii="Times New Roman" w:eastAsia="Times New Roman" w:hAnsi="Times New Roman"/>
       <w:b/>
-      <w:color w:val="345A8A"/>
-      &gt;
     </w:rPr>
   </w:style>
   <w:style w:customStyle="1" w:styleId="Abstract" w:type="paragraph">
@@ -814,10 +879,13 @@
     <w:pPr>
       <w:keepNext/>
       <w:keepLines/>
-      <w:spacing w:after="300" w:before="100"/>
-    </w:pPr>
-    <w:rPr>
-      <w:sz w:val="20"/>
+      <w:spacing w:after="300" w:before="100" w:line="276" w:lineRule="auto"/>
+      <w:jc w:val="both"/>
+    </w:pPr>
+    <w:rPr>
+      <w:rFonts w:ascii="Times New Roman" w:eastAsia="Times New Roman" w:hAnsi="Times New Roman"/>
+      <w:color w:val="000000"/>
+      <w:sz w:val="24"/>
       <w:szCs w:val="20"/>
     </w:rPr>
   </w:style>
@@ -826,8 +894,15 @@
     <w:basedOn w:val="Normal"/>
     <w:next w:val="Bibliography"/>
     <w:qFormat/>
-    <w:pPr/>
-    <w:rPr/>
+    <w:pPr>
+      <w:spacing w:line="276" w:lineRule="auto"/>
+      <w:jc w:val="both"/>
+    </w:pPr>
+    <w:rPr>
+      <w:rFonts w:ascii="Times New Roman" w:eastAsia="Times New Roman" w:hAnsi="Times New Roman"/>
+      <w:color w:val="000000"/>
+      <w:sz w:val="24"/>
+    </w:rPr>
   </w:style>
   <w:style w:styleId="Heading1" w:type="paragraph">
     <w:name w:val="Heading 1"/>
@@ -838,15 +913,16 @@
     <w:pPr>
       <w:keepNext/>
       <w:keepLines/>
-      <w:spacing w:after="0" w:before="480"/>
+      <w:spacing w:after="0" w:before="480" w:line="276" w:lineRule="auto"/>
+      <w:jc w:val="both"/>
       <w:outlineLvl w:val="0"/>
     </w:pPr>
     <w:rPr>
-      <w:rFonts w:asciiTheme="majorHAnsi" w:cstheme="majorBidi" w:eastAsiaTheme="majorEastAsia" w:hAnsiTheme="majorHAnsi"/>
+      <w:rFonts w:ascii="Times New Roman" w:asciiTheme="majorHAnsi" w:cstheme="majorBidi" w:eastAsia="Times New Roman" w:eastAsiaTheme="majorEastAsia" w:hAnsi="Times New Roman" w:hAnsiTheme="majorHAnsi"/>
       <w:b/>
       <w:bCs/>
-      <w:color w:themeColor="accent1" w:val="4F81BD"/>
-      <w:sz w:val="32"/>
+      <w:color w:val="000000"/>
+      <w:sz w:val="24"/>
       <w:szCs w:val="32"/>
     </w:rPr>
   </w:style>
@@ -860,15 +936,16 @@
     <w:pPr>
       <w:keepNext/>
       <w:keepLines/>
-      <w:spacing w:after="0" w:before="200"/>
+      <w:spacing w:after="0" w:before="200" w:line="276" w:lineRule="auto"/>
+      <w:jc w:val="both"/>
       <w:outlineLvl w:val="1"/>
     </w:pPr>
     <w:rPr>
-      <w:rFonts w:asciiTheme="majorHAnsi" w:cstheme="majorBidi" w:eastAsiaTheme="majorEastAsia" w:hAnsiTheme="majorHAnsi"/>
+      <w:rFonts w:ascii="Times New Roman" w:asciiTheme="majorHAnsi" w:cstheme="majorBidi" w:eastAsia="Times New Roman" w:eastAsiaTheme="majorEastAsia" w:hAnsi="Times New Roman" w:hAnsiTheme="majorHAnsi"/>
       <w:b/>
       <w:bCs/>
-      <w:color w:themeColor="accent1" w:val="4F81BD"/>
-      <w:sz w:val="28"/>
+      <w:color w:val="000000"/>
+      <w:sz w:val="24"/>
       <w:szCs w:val="28"/>
     </w:rPr>
   </w:style>
@@ -882,14 +959,15 @@
     <w:pPr>
       <w:keepNext/>
       <w:keepLines/>
-      <w:spacing w:after="0" w:before="200"/>
+      <w:spacing w:after="0" w:before="200" w:line="276" w:lineRule="auto"/>
+      <w:jc w:val="both"/>
       <w:outlineLvl w:val="2"/>
     </w:pPr>
     <w:rPr>
-      <w:rFonts w:asciiTheme="majorHAnsi" w:cstheme="majorBidi" w:eastAsiaTheme="majorEastAsia" w:hAnsiTheme="majorHAnsi"/>
+      <w:rFonts w:ascii="Times New Roman" w:asciiTheme="majorHAnsi" w:cstheme="majorBidi" w:eastAsia="Times New Roman" w:eastAsiaTheme="majorEastAsia" w:hAnsi="Times New Roman" w:hAnsiTheme="majorHAnsi"/>
       <w:b/>
       <w:bCs/>
-      <w:color w:themeColor="accent1" w:val="4F81BD"/>
+      <w:color w:val="000000"/>
       <w:sz w:val="24"/>
       <w:szCs w:val="24"/>
     </w:rPr>
@@ -904,14 +982,15 @@
     <w:pPr>
       <w:keepNext/>
       <w:keepLines/>
-      <w:spacing w:after="0" w:before="200"/>
+      <w:spacing w:after="0" w:before="200" w:line="276" w:lineRule="auto"/>
+      <w:jc w:val="both"/>
       <w:outlineLvl w:val="3"/>
     </w:pPr>
     <w:rPr>
-      <w:rFonts w:asciiTheme="majorHAnsi" w:cstheme="majorBidi" w:eastAsiaTheme="majorEastAsia" w:hAnsiTheme="majorHAnsi"/>
+      <w:rFonts w:ascii="Times New Roman" w:asciiTheme="majorHAnsi" w:cstheme="majorBidi" w:eastAsia="Times New Roman" w:eastAsiaTheme="majorEastAsia" w:hAnsi="Times New Roman" w:hAnsiTheme="majorHAnsi"/>
       <w:i/>
       <w:bCs/>
-      <w:color w:themeColor="accent1" w:val="4F81BD"/>
+      <w:color w:val="000000"/>
       <w:sz w:val="24"/>
       <w:szCs w:val="24"/>
     </w:rPr>
@@ -926,13 +1005,14 @@
     <w:pPr>
       <w:keepNext/>
       <w:keepLines/>
-      <w:spacing w:after="0" w:before="200"/>
+      <w:spacing w:after="0" w:before="200" w:line="276" w:lineRule="auto"/>
+      <w:jc w:val="both"/>
       <w:outlineLvl w:val="4"/>
     </w:pPr>
     <w:rPr>
-      <w:rFonts w:asciiTheme="majorHAnsi" w:cstheme="majorBidi" w:eastAsiaTheme="majorEastAsia" w:hAnsiTheme="majorHAnsi"/>
+      <w:rFonts w:ascii="Times New Roman" w:asciiTheme="majorHAnsi" w:cstheme="majorBidi" w:eastAsia="Times New Roman" w:eastAsiaTheme="majorEastAsia" w:hAnsi="Times New Roman" w:hAnsiTheme="majorHAnsi"/>
       <w:iCs/>
-      <w:color w:themeColor="accent1" w:val="4F81BD"/>
+      <w:color w:val="000000"/>
       <w:sz w:val="24"/>
       <w:szCs w:val="24"/>
     </w:rPr>
@@ -947,12 +1027,13 @@
     <w:pPr>
       <w:keepNext/>
       <w:keepLines/>
-      <w:spacing w:after="0" w:before="200"/>
+      <w:spacing w:after="0" w:before="200" w:line="276" w:lineRule="auto"/>
+      <w:jc w:val="both"/>
       <w:outlineLvl w:val="5"/>
     </w:pPr>
     <w:rPr>
-      <w:rFonts w:asciiTheme="majorHAnsi" w:cstheme="majorBidi" w:eastAsiaTheme="majorEastAsia" w:hAnsiTheme="majorHAnsi"/>
-      <w:color w:themeColor="accent1" w:val="4F81BD"/>
+      <w:rFonts w:ascii="Times New Roman" w:asciiTheme="majorHAnsi" w:cstheme="majorBidi" w:eastAsia="Times New Roman" w:eastAsiaTheme="majorEastAsia" w:hAnsi="Times New Roman" w:hAnsiTheme="majorHAnsi"/>
+      <w:color w:val="000000"/>
       <w:sz w:val="24"/>
       <w:szCs w:val="24"/>
     </w:rPr>
@@ -967,12 +1048,13 @@
     <w:pPr>
       <w:keepNext/>
       <w:keepLines/>
-      <w:spacing w:after="0" w:before="200"/>
+      <w:spacing w:after="0" w:before="200" w:line="276" w:lineRule="auto"/>
+      <w:jc w:val="both"/>
       <w:outlineLvl w:val="6"/>
     </w:pPr>
     <w:rPr>
-      <w:rFonts w:asciiTheme="majorHAnsi" w:cstheme="majorBidi" w:eastAsiaTheme="majorEastAsia" w:hAnsiTheme="majorHAnsi"/>
-      <w:color w:themeColor="accent1" w:val="4F81BD"/>
+      <w:rFonts w:ascii="Times New Roman" w:asciiTheme="majorHAnsi" w:cstheme="majorBidi" w:eastAsia="Times New Roman" w:eastAsiaTheme="majorEastAsia" w:hAnsi="Times New Roman" w:hAnsiTheme="majorHAnsi"/>
+      <w:color w:val="000000"/>
       <w:sz w:val="24"/>
       <w:szCs w:val="24"/>
     </w:rPr>
@@ -987,12 +1069,13 @@
     <w:pPr>
       <w:keepNext/>
       <w:keepLines/>
-      <w:spacing w:after="0" w:before="200"/>
+      <w:spacing w:after="0" w:before="200" w:line="276" w:lineRule="auto"/>
+      <w:jc w:val="both"/>
       <w:outlineLvl w:val="7"/>
     </w:pPr>
     <w:rPr>
-      <w:rFonts w:asciiTheme="majorHAnsi" w:cstheme="majorBidi" w:eastAsiaTheme="majorEastAsia" w:hAnsiTheme="majorHAnsi"/>
-      <w:color w:themeColor="accent1" w:val="4F81BD"/>
+      <w:rFonts w:ascii="Times New Roman" w:asciiTheme="majorHAnsi" w:cstheme="majorBidi" w:eastAsia="Times New Roman" w:eastAsiaTheme="majorEastAsia" w:hAnsi="Times New Roman" w:hAnsiTheme="majorHAnsi"/>
+      <w:color w:val="000000"/>
       <w:sz w:val="24"/>
       <w:szCs w:val="24"/>
     </w:rPr>
@@ -1007,12 +1090,13 @@
     <w:pPr>
       <w:keepNext/>
       <w:keepLines/>
-      <w:spacing w:after="0" w:before="200"/>
+      <w:spacing w:after="0" w:before="200" w:line="276" w:lineRule="auto"/>
+      <w:jc w:val="both"/>
       <w:outlineLvl w:val="8"/>
     </w:pPr>
     <w:rPr>
-      <w:rFonts w:asciiTheme="majorHAnsi" w:cstheme="majorBidi" w:eastAsiaTheme="majorEastAsia" w:hAnsiTheme="majorHAnsi"/>
-      <w:color w:themeColor="accent1" w:val="4F81BD"/>
+      <w:rFonts w:ascii="Times New Roman" w:asciiTheme="majorHAnsi" w:cstheme="majorBidi" w:eastAsia="Times New Roman" w:eastAsiaTheme="majorEastAsia" w:hAnsi="Times New Roman" w:hAnsiTheme="majorHAnsi"/>
+      <w:color w:val="000000"/>
       <w:sz w:val="24"/>
       <w:szCs w:val="24"/>
     </w:rPr>
@@ -1025,9 +1109,15 @@
     <w:unhideWhenUsed/>
     <w:qFormat/>
     <w:pPr>
-      <w:spacing w:after="100" w:before="100"/>
+      <w:spacing w:after="100" w:before="100" w:line="276" w:lineRule="auto"/>
       <w:ind w:firstLine="0" w:left="480" w:right="480"/>
-    </w:pPr>
+      <w:jc w:val="both"/>
+    </w:pPr>
+    <w:rPr>
+      <w:rFonts w:ascii="Times New Roman" w:eastAsia="Times New Roman" w:hAnsi="Times New Roman"/>
+      <w:color w:val="000000"/>
+      <w:sz w:val="24"/>
+    </w:rPr>
   </w:style>
   <w:style w:styleId="FootnoteText" w:type="paragraph">
     <w:name w:val="Footnote Text"/>
@@ -1036,11 +1126,25 @@
     <w:uiPriority w:val="9"/>
     <w:unhideWhenUsed/>
     <w:qFormat/>
+    <w:pPr>
+      <w:spacing w:line="276" w:lineRule="auto"/>
+      <w:jc w:val="both"/>
+    </w:pPr>
+    <w:rPr>
+      <w:rFonts w:ascii="Times New Roman" w:eastAsia="Times New Roman" w:hAnsi="Times New Roman"/>
+      <w:color w:val="000000"/>
+      <w:sz w:val="24"/>
+    </w:rPr>
   </w:style>
   <w:style w:default="1" w:styleId="DefaultParagraphFont" w:type="character">
     <w:name w:val="Default Paragraph Font"/>
     <w:semiHidden/>
     <w:unhideWhenUsed/>
+    <w:rPr>
+      <w:rFonts w:ascii="Times New Roman" w:eastAsia="Times New Roman" w:hAnsi="Times New Roman"/>
+      <w:color w:val="000000"/>
+      <w:sz w:val="24"/>
+    </w:rPr>
   </w:style>
   <w:style w:default="1" w:styleId="Table" w:type="table">
     <w:name w:val="Table"/>
@@ -1048,6 +1152,15 @@
     <w:semiHidden/>
     <w:unhideWhenUsed/>
     <w:qFormat/>
+    <w:pPr>
+      <w:spacing w:line="276" w:lineRule="auto"/>
+      <w:jc w:val="both"/>
+    </w:pPr>
+    <w:rPr>
+      <w:rFonts w:ascii="Times New Roman" w:eastAsia="Times New Roman" w:hAnsi="Times New Roman"/>
+      <w:color w:val="000000"/>
+      <w:sz w:val="24"/>
+    </w:rPr>
     <w:tblPr>
       <w:tblInd w:type="dxa" w:w="0"/>
       <w:tblCellMar>
@@ -1080,25 +1193,42 @@
     <w:pPr>
       <w:keepNext/>
       <w:keepLines/>
-      <w:spacing w:after="0"/>
-    </w:pPr>
-    <w:rPr>
+      <w:spacing w:after="0" w:line="276" w:lineRule="auto"/>
+      <w:jc w:val="both"/>
+    </w:pPr>
+    <w:rPr>
+      <w:rFonts w:ascii="Times New Roman" w:eastAsia="Times New Roman" w:hAnsi="Times New Roman"/>
       <w:b/>
+      <w:color w:val="000000"/>
+      <w:sz w:val="24"/>
     </w:rPr>
   </w:style>
   <w:style w:customStyle="1" w:styleId="Definition" w:type="paragraph">
     <w:name w:val="Definition"/>
     <w:basedOn w:val="Normal"/>
+    <w:pPr>
+      <w:spacing w:line="276" w:lineRule="auto"/>
+      <w:jc w:val="both"/>
+    </w:pPr>
+    <w:rPr>
+      <w:rFonts w:ascii="Times New Roman" w:eastAsia="Times New Roman" w:hAnsi="Times New Roman"/>
+      <w:color w:val="000000"/>
+      <w:sz w:val="24"/>
+    </w:rPr>
   </w:style>
   <w:style w:styleId="Caption" w:type="paragraph">
     <w:name w:val="Caption"/>
     <w:basedOn w:val="Normal"/>
     <w:link w:val="BodyTextChar"/>
     <w:pPr>
-      <w:spacing w:after="120" w:before="0"/>
-    </w:pPr>
-    <w:rPr>
+      <w:spacing w:after="120" w:before="0" w:line="276" w:lineRule="auto"/>
+      <w:jc w:val="both"/>
+    </w:pPr>
+    <w:rPr>
+      <w:rFonts w:ascii="Times New Roman" w:eastAsia="Times New Roman" w:hAnsi="Times New Roman"/>
       <w:i/>
+      <w:color w:val="000000"/>
+      <w:sz w:val="24"/>
     </w:rPr>
   </w:style>
   <w:style w:customStyle="1" w:styleId="TableCaption" w:type="paragraph">
@@ -1106,44 +1236,90 @@
     <w:basedOn w:val="Caption"/>
     <w:pPr>
       <w:keepNext/>
-    </w:pPr>
+      <w:spacing w:line="276" w:lineRule="auto"/>
+      <w:jc w:val="both"/>
+    </w:pPr>
+    <w:rPr>
+      <w:rFonts w:ascii="Times New Roman" w:eastAsia="Times New Roman" w:hAnsi="Times New Roman"/>
+      <w:color w:val="000000"/>
+      <w:sz w:val="24"/>
+    </w:rPr>
   </w:style>
   <w:style w:customStyle="1" w:styleId="ImageCaption" w:type="paragraph">
     <w:name w:val="Image Caption"/>
     <w:basedOn w:val="Caption"/>
+    <w:pPr>
+      <w:spacing w:line="276" w:lineRule="auto"/>
+      <w:jc w:val="both"/>
+    </w:pPr>
+    <w:rPr>
+      <w:rFonts w:ascii="Times New Roman" w:eastAsia="Times New Roman" w:hAnsi="Times New Roman"/>
+      <w:color w:val="000000"/>
+      <w:sz w:val="24"/>
+    </w:rPr>
   </w:style>
   <w:style w:customStyle="1" w:styleId="Figure" w:type="paragraph">
     <w:name w:val="Figure"/>
     <w:basedOn w:val="Normal"/>
+    <w:pPr>
+      <w:spacing w:line="276" w:lineRule="auto"/>
+      <w:jc w:val="both"/>
+    </w:pPr>
+    <w:rPr>
+      <w:rFonts w:ascii="Times New Roman" w:eastAsia="Times New Roman" w:hAnsi="Times New Roman"/>
+      <w:color w:val="000000"/>
+      <w:sz w:val="24"/>
+    </w:rPr>
   </w:style>
   <w:style w:customStyle="1" w:styleId="CaptionedFigure" w:type="paragraph">
     <w:name w:val="Captioned Figure"/>
     <w:basedOn w:val="Figure"/>
     <w:pPr>
       <w:keepNext/>
-    </w:pPr>
+      <w:spacing w:line="276" w:lineRule="auto"/>
+      <w:jc w:val="both"/>
+    </w:pPr>
+    <w:rPr>
+      <w:rFonts w:ascii="Times New Roman" w:eastAsia="Times New Roman" w:hAnsi="Times New Roman"/>
+      <w:color w:val="000000"/>
+      <w:sz w:val="24"/>
+    </w:rPr>
   </w:style>
   <w:style w:customStyle="1" w:styleId="BodyTextChar" w:type="character">
     <w:name w:val="Body Text Char"/>
     <w:basedOn w:val="DefaultParagraphFont"/>
     <w:link w:val="BodyText"/>
+    <w:rPr>
+      <w:rFonts w:ascii="Times New Roman" w:eastAsia="Times New Roman" w:hAnsi="Times New Roman"/>
+      <w:color w:val="000000"/>
+      <w:sz w:val="24"/>
+    </w:rPr>
   </w:style>
   <w:style w:customStyle="1" w:styleId="VerbatimChar" w:type="character">
     <w:name w:val="Verbatim Char"/>
     <w:basedOn w:val="BodyTextChar"/>
     <w:rPr>
-      <w:rFonts w:ascii="Consolas" w:hAnsi="Consolas"/>
-      <w:sz w:val="22"/>
+      <w:rFonts w:ascii="Times New Roman" w:eastAsia="Times New Roman" w:hAnsi="Times New Roman"/>
+      <w:color w:val="000000"/>
+      <w:sz w:val="24"/>
     </w:rPr>
   </w:style>
   <w:style w:customStyle="1" w:styleId="SectionNumber" w:type="character">
     <w:name w:val="Section Number"/>
     <w:basedOn w:val="BodyTextChar"/>
+    <w:rPr>
+      <w:rFonts w:ascii="Times New Roman" w:eastAsia="Times New Roman" w:hAnsi="Times New Roman"/>
+      <w:color w:val="000000"/>
+      <w:sz w:val="24"/>
+    </w:rPr>
   </w:style>
   <w:style w:styleId="FootnoteReference" w:type="character">
     <w:name w:val="Footnote Reference"/>
     <w:basedOn w:val="BodyTextChar"/>
     <w:rPr>
+      <w:rFonts w:ascii="Times New Roman" w:eastAsia="Times New Roman" w:hAnsi="Times New Roman"/>
+      <w:color w:val="000000"/>
+      <w:sz w:val="24"/>
       <w:vertAlign w:val="superscript"/>
     </w:rPr>
   </w:style>
@@ -1151,7 +1327,9 @@
     <w:name w:val="Hyperlink"/>
     <w:basedOn w:val="BodyTextChar"/>
     <w:rPr>
-      <w:color w:themeColor="accent1" w:val="4F81BD"/>
+      <w:rFonts w:ascii="Times New Roman" w:eastAsia="Times New Roman" w:hAnsi="Times New Roman"/>
+      <w:color w:val="000000"/>
+      <w:sz w:val="24"/>
     </w:rPr>
   </w:style>
   <w:style w:styleId="TOCHeading" w:type="paragraph">
@@ -1162,14 +1340,16 @@
     <w:unhideWhenUsed/>
     <w:qFormat/>
     <w:pPr>
-      <w:spacing w:before="240" w:line="259" w:lineRule="auto"/>
+      <w:spacing w:before="240" w:line="276" w:lineRule="auto"/>
+      <w:jc w:val="both"/>
       <w:outlineLvl w:val="9"/>
     </w:pPr>
     <w:rPr>
-      <w:rFonts w:asciiTheme="majorHAnsi" w:cstheme="majorBidi" w:eastAsiaTheme="majorEastAsia" w:hAnsiTheme="majorHAnsi"/>
+      <w:rFonts w:ascii="Times New Roman" w:asciiTheme="majorHAnsi" w:cstheme="majorBidi" w:eastAsia="Times New Roman" w:eastAsiaTheme="majorEastAsia" w:hAnsi="Times New Roman" w:hAnsiTheme="majorHAnsi"/>
       <w:b w:val="0"/>
       <w:bCs w:val="0"/>
-      <w:color w:themeColor="accent1" w:themeShade="BF" w:val="365F91"/>
+      <w:color w:val="000000"/>
+      <w:sz w:val="24"/>
     </w:rPr>
   </w:style>
   <w:style w:type="paragraph" w:customStyle="1" w:styleId="SourceCode">
